--- a/PP-salygos/templates/DPSK_LTEN_SALYGOS.docx
+++ b/PP-salygos/templates/DPSK_LTEN_SALYGOS.docx
@@ -19674,7 +19674,7 @@
                 <w:sz w:val="20"/>
                 <w:szCs w:val="20"/>
               </w:rPr>
-              <w:t xml:space="preserve">EBVPD pildomas interneto svetainėje http://ebvpd.eviesiejipirkimai.lt/espd-web/. Tiekėjas, pildydamas EBVPD, laukelyje „Procedūros tipas“ turi pasirinkti „Ribota“. Užpildytas ir pasirašytas (išskyrus tuos atvejus, kai visą </w:t>
+              <w:t xml:space="preserve">EBVPD pildomas interneto svetainėje https://ebvpd.eviesiejipirkimai.lt/espd-web/. Tiekėjas, pildydamas EBVPD, laukelyje „Procedūros tipas“ turi pasirinkti „Ribota“. Užpildytas ir pasirašytas (išskyrus tuos atvejus, kai visą </w:t>
             </w:r>
             <w:r>
               <w:rPr>
@@ -19755,7 +19755,7 @@
                 <w:szCs w:val="20"/>
                 <w:lang w:val="en-US"/>
               </w:rPr>
-              <w:t xml:space="preserve">http://ebvpd.eviesiejipirkimai.lt/espd-web/. When filling out the ESPD, the supplier must select "Restricted" in the "Procedure type" field. The completed and signed ESPD (except in cases where the entire </w:t>
+              <w:t xml:space="preserve">https://ebvpd.eviesiejipirkimai.lt/espd-web/. When filling out the ESPD, the supplier must select "Restricted" in the "Procedure type" field. The completed and signed ESPD (except in cases where the entire </w:t>
             </w:r>
             <w:r>
               <w:rPr>
